--- a/frontend/assets/templates/docx/planification.docx
+++ b/frontend/assets/templates/docx/planification.docx
@@ -35,24 +35,24 @@
     <w:tbl>
       <w:tblPr>
         <w:tblStyle w:val="Grilledutableau"/>
-        <w:tblW w:w="14935" w:type="dxa"/>
+        <w:tblW w:w="14917" w:type="dxa"/>
         <w:tblInd w:w="-5" w:type="dxa"/>
         <w:tblLook w:val="04A0" w:firstRow="1" w:lastRow="0" w:firstColumn="1" w:lastColumn="0" w:noHBand="0" w:noVBand="1"/>
       </w:tblPr>
       <w:tblGrid>
-        <w:gridCol w:w="850"/>
-        <w:gridCol w:w="1777"/>
-        <w:gridCol w:w="3315"/>
-        <w:gridCol w:w="1134"/>
-        <w:gridCol w:w="1134"/>
+        <w:gridCol w:w="845"/>
+        <w:gridCol w:w="1700"/>
+        <w:gridCol w:w="3073"/>
+        <w:gridCol w:w="1115"/>
+        <w:gridCol w:w="1701"/>
         <w:gridCol w:w="1473"/>
-        <w:gridCol w:w="1474"/>
-        <w:gridCol w:w="3778"/>
+        <w:gridCol w:w="1449"/>
+        <w:gridCol w:w="3561"/>
       </w:tblGrid>
       <w:tr>
         <w:tc>
           <w:tcPr>
-            <w:tcW w:w="850" w:type="dxa"/>
+            <w:tcW w:w="845" w:type="dxa"/>
             <w:shd w:val="clear" w:color="auto" w:fill="F5F5FF"/>
           </w:tcPr>
           <w:p>
@@ -82,7 +82,7 @@
         </w:tc>
         <w:tc>
           <w:tcPr>
-            <w:tcW w:w="1777" w:type="dxa"/>
+            <w:tcW w:w="1700" w:type="dxa"/>
             <w:shd w:val="clear" w:color="auto" w:fill="F5F5FF"/>
           </w:tcPr>
           <w:p>
@@ -112,7 +112,7 @@
         </w:tc>
         <w:tc>
           <w:tcPr>
-            <w:tcW w:w="3315" w:type="dxa"/>
+            <w:tcW w:w="3073" w:type="dxa"/>
             <w:shd w:val="clear" w:color="auto" w:fill="F5F5FF"/>
           </w:tcPr>
           <w:p>
@@ -142,7 +142,7 @@
         </w:tc>
         <w:tc>
           <w:tcPr>
-            <w:tcW w:w="1134" w:type="dxa"/>
+            <w:tcW w:w="1115" w:type="dxa"/>
             <w:shd w:val="clear" w:color="auto" w:fill="F5F5FF"/>
           </w:tcPr>
           <w:p>
@@ -172,7 +172,7 @@
         </w:tc>
         <w:tc>
           <w:tcPr>
-            <w:tcW w:w="1134" w:type="dxa"/>
+            <w:tcW w:w="1701" w:type="dxa"/>
             <w:shd w:val="clear" w:color="auto" w:fill="F5F5FF"/>
           </w:tcPr>
           <w:p>
@@ -232,7 +232,7 @@
         </w:tc>
         <w:tc>
           <w:tcPr>
-            <w:tcW w:w="1474" w:type="dxa"/>
+            <w:tcW w:w="1449" w:type="dxa"/>
             <w:shd w:val="clear" w:color="auto" w:fill="F5F5FF"/>
           </w:tcPr>
           <w:p>
@@ -262,7 +262,7 @@
         </w:tc>
         <w:tc>
           <w:tcPr>
-            <w:tcW w:w="3778" w:type="dxa"/>
+            <w:tcW w:w="3561" w:type="dxa"/>
             <w:shd w:val="clear" w:color="auto" w:fill="F5F5FF"/>
           </w:tcPr>
           <w:p>
@@ -294,7 +294,7 @@
       <w:tr>
         <w:tc>
           <w:tcPr>
-            <w:tcW w:w="850" w:type="dxa"/>
+            <w:tcW w:w="845" w:type="dxa"/>
           </w:tcPr>
           <w:p>
             <w:pPr>
@@ -317,7 +317,7 @@
         </w:tc>
         <w:tc>
           <w:tcPr>
-            <w:tcW w:w="1777" w:type="dxa"/>
+            <w:tcW w:w="1700" w:type="dxa"/>
           </w:tcPr>
           <w:p>
             <w:pPr>
@@ -340,7 +340,7 @@
         </w:tc>
         <w:tc>
           <w:tcPr>
-            <w:tcW w:w="3315" w:type="dxa"/>
+            <w:tcW w:w="3073" w:type="dxa"/>
           </w:tcPr>
           <w:p>
             <w:pPr>
@@ -363,7 +363,7 @@
         </w:tc>
         <w:tc>
           <w:tcPr>
-            <w:tcW w:w="1134" w:type="dxa"/>
+            <w:tcW w:w="1115" w:type="dxa"/>
           </w:tcPr>
           <w:p>
             <w:pPr>
@@ -386,7 +386,7 @@
         </w:tc>
         <w:tc>
           <w:tcPr>
-            <w:tcW w:w="1134" w:type="dxa"/>
+            <w:tcW w:w="1701" w:type="dxa"/>
           </w:tcPr>
           <w:p>
             <w:pPr>
@@ -432,7 +432,7 @@
         </w:tc>
         <w:tc>
           <w:tcPr>
-            <w:tcW w:w="1474" w:type="dxa"/>
+            <w:tcW w:w="1449" w:type="dxa"/>
           </w:tcPr>
           <w:p>
             <w:pPr>
@@ -455,7 +455,7 @@
         </w:tc>
         <w:tc>
           <w:tcPr>
-            <w:tcW w:w="3778" w:type="dxa"/>
+            <w:tcW w:w="3561" w:type="dxa"/>
           </w:tcPr>
           <w:p>
             <w:pPr>
@@ -498,7 +498,7 @@
       <w:tr>
         <w:tc>
           <w:tcPr>
-            <w:tcW w:w="850" w:type="dxa"/>
+            <w:tcW w:w="845" w:type="dxa"/>
           </w:tcPr>
           <w:p>
             <w:pPr>
@@ -521,7 +521,7 @@
         </w:tc>
         <w:tc>
           <w:tcPr>
-            <w:tcW w:w="1777" w:type="dxa"/>
+            <w:tcW w:w="1700" w:type="dxa"/>
           </w:tcPr>
           <w:p>
             <w:pPr>
@@ -544,7 +544,7 @@
         </w:tc>
         <w:tc>
           <w:tcPr>
-            <w:tcW w:w="3315" w:type="dxa"/>
+            <w:tcW w:w="3073" w:type="dxa"/>
           </w:tcPr>
           <w:p>
             <w:pPr>
@@ -567,7 +567,7 @@
         </w:tc>
         <w:tc>
           <w:tcPr>
-            <w:tcW w:w="1134" w:type="dxa"/>
+            <w:tcW w:w="1115" w:type="dxa"/>
           </w:tcPr>
           <w:p>
             <w:pPr>
@@ -590,7 +590,7 @@
         </w:tc>
         <w:tc>
           <w:tcPr>
-            <w:tcW w:w="1134" w:type="dxa"/>
+            <w:tcW w:w="1701" w:type="dxa"/>
           </w:tcPr>
           <w:p>
             <w:pPr>
@@ -636,7 +636,7 @@
         </w:tc>
         <w:tc>
           <w:tcPr>
-            <w:tcW w:w="1474" w:type="dxa"/>
+            <w:tcW w:w="1449" w:type="dxa"/>
           </w:tcPr>
           <w:p>
             <w:pPr>
@@ -659,7 +659,7 @@
         </w:tc>
         <w:tc>
           <w:tcPr>
-            <w:tcW w:w="3778" w:type="dxa"/>
+            <w:tcW w:w="3561" w:type="dxa"/>
           </w:tcPr>
           <w:p>
             <w:pPr>
@@ -702,7 +702,7 @@
       <w:tr>
         <w:tc>
           <w:tcPr>
-            <w:tcW w:w="850" w:type="dxa"/>
+            <w:tcW w:w="845" w:type="dxa"/>
           </w:tcPr>
           <w:p>
             <w:pPr>
@@ -725,7 +725,7 @@
         </w:tc>
         <w:tc>
           <w:tcPr>
-            <w:tcW w:w="1777" w:type="dxa"/>
+            <w:tcW w:w="1700" w:type="dxa"/>
           </w:tcPr>
           <w:p>
             <w:pPr>
@@ -748,7 +748,7 @@
         </w:tc>
         <w:tc>
           <w:tcPr>
-            <w:tcW w:w="3315" w:type="dxa"/>
+            <w:tcW w:w="3073" w:type="dxa"/>
           </w:tcPr>
           <w:p>
             <w:pPr>
@@ -771,7 +771,7 @@
         </w:tc>
         <w:tc>
           <w:tcPr>
-            <w:tcW w:w="1134" w:type="dxa"/>
+            <w:tcW w:w="1115" w:type="dxa"/>
           </w:tcPr>
           <w:p>
             <w:pPr>
@@ -794,7 +794,7 @@
         </w:tc>
         <w:tc>
           <w:tcPr>
-            <w:tcW w:w="1134" w:type="dxa"/>
+            <w:tcW w:w="1701" w:type="dxa"/>
           </w:tcPr>
           <w:p>
             <w:pPr>
@@ -840,7 +840,7 @@
         </w:tc>
         <w:tc>
           <w:tcPr>
-            <w:tcW w:w="1474" w:type="dxa"/>
+            <w:tcW w:w="1449" w:type="dxa"/>
           </w:tcPr>
           <w:p>
             <w:pPr>
@@ -863,7 +863,7 @@
         </w:tc>
         <w:tc>
           <w:tcPr>
-            <w:tcW w:w="3778" w:type="dxa"/>
+            <w:tcW w:w="3561" w:type="dxa"/>
           </w:tcPr>
           <w:p>
             <w:pPr>
@@ -906,7 +906,7 @@
       <w:tr>
         <w:tc>
           <w:tcPr>
-            <w:tcW w:w="850" w:type="dxa"/>
+            <w:tcW w:w="845" w:type="dxa"/>
           </w:tcPr>
           <w:p>
             <w:pPr>
@@ -929,7 +929,7 @@
         </w:tc>
         <w:tc>
           <w:tcPr>
-            <w:tcW w:w="1777" w:type="dxa"/>
+            <w:tcW w:w="1700" w:type="dxa"/>
           </w:tcPr>
           <w:p>
             <w:pPr>
@@ -952,7 +952,7 @@
         </w:tc>
         <w:tc>
           <w:tcPr>
-            <w:tcW w:w="3315" w:type="dxa"/>
+            <w:tcW w:w="3073" w:type="dxa"/>
           </w:tcPr>
           <w:p>
             <w:pPr>
@@ -975,7 +975,7 @@
         </w:tc>
         <w:tc>
           <w:tcPr>
-            <w:tcW w:w="1134" w:type="dxa"/>
+            <w:tcW w:w="1115" w:type="dxa"/>
           </w:tcPr>
           <w:p>
             <w:pPr>
@@ -998,7 +998,7 @@
         </w:tc>
         <w:tc>
           <w:tcPr>
-            <w:tcW w:w="1134" w:type="dxa"/>
+            <w:tcW w:w="1701" w:type="dxa"/>
           </w:tcPr>
           <w:p>
             <w:pPr>
@@ -1044,7 +1044,7 @@
         </w:tc>
         <w:tc>
           <w:tcPr>
-            <w:tcW w:w="1474" w:type="dxa"/>
+            <w:tcW w:w="1449" w:type="dxa"/>
           </w:tcPr>
           <w:p>
             <w:pPr>
@@ -1067,7 +1067,7 @@
         </w:tc>
         <w:tc>
           <w:tcPr>
-            <w:tcW w:w="3778" w:type="dxa"/>
+            <w:tcW w:w="3561" w:type="dxa"/>
           </w:tcPr>
           <w:p>
             <w:pPr>
@@ -1110,7 +1110,7 @@
       <w:tr>
         <w:tc>
           <w:tcPr>
-            <w:tcW w:w="850" w:type="dxa"/>
+            <w:tcW w:w="845" w:type="dxa"/>
           </w:tcPr>
           <w:p>
             <w:pPr>
@@ -1133,7 +1133,7 @@
         </w:tc>
         <w:tc>
           <w:tcPr>
-            <w:tcW w:w="1777" w:type="dxa"/>
+            <w:tcW w:w="1700" w:type="dxa"/>
           </w:tcPr>
           <w:p>
             <w:pPr>
@@ -1156,7 +1156,7 @@
         </w:tc>
         <w:tc>
           <w:tcPr>
-            <w:tcW w:w="3315" w:type="dxa"/>
+            <w:tcW w:w="3073" w:type="dxa"/>
           </w:tcPr>
           <w:p>
             <w:pPr>
@@ -1179,7 +1179,7 @@
         </w:tc>
         <w:tc>
           <w:tcPr>
-            <w:tcW w:w="1134" w:type="dxa"/>
+            <w:tcW w:w="1115" w:type="dxa"/>
           </w:tcPr>
           <w:p>
             <w:pPr>
@@ -1202,7 +1202,7 @@
         </w:tc>
         <w:tc>
           <w:tcPr>
-            <w:tcW w:w="1134" w:type="dxa"/>
+            <w:tcW w:w="1701" w:type="dxa"/>
           </w:tcPr>
           <w:p>
             <w:pPr>
@@ -1248,7 +1248,7 @@
         </w:tc>
         <w:tc>
           <w:tcPr>
-            <w:tcW w:w="1474" w:type="dxa"/>
+            <w:tcW w:w="1449" w:type="dxa"/>
           </w:tcPr>
           <w:p>
             <w:pPr>
@@ -1271,7 +1271,7 @@
         </w:tc>
         <w:tc>
           <w:tcPr>
-            <w:tcW w:w="3778" w:type="dxa"/>
+            <w:tcW w:w="3561" w:type="dxa"/>
           </w:tcPr>
           <w:p>
             <w:pPr>
